--- a/fra/docx/49.content.docx
+++ b/fra/docx/49.content.docx
@@ -136,13 +136,6 @@
         <w:rPr>
           <w:lang w:val="fr_FR" w:bidi="fr_FR"/>
         </w:rPr>
-      </w:r>
-      <w:r>
-        <w:rPr>
-          <w:i/>
-          <w:lang w:val="fr_FR" w:bidi="fr_FR"/>
-        </w:rPr>
-        <w:t>Éphésiens 1.1, Éphésiens 1.3, Éphésiens 1.4, Éphésiens 1.4 (#2), Éphésiens 1.5, Éphésiens 1.6, Éphésiens 1.7, Éphésiens 1.10, Éphésiens 1.13, Éphésiens 1.14, Éphésiens 1.18, Éphésiens 1.20, Éphésiens 1.22, Éphésiens 1.22 (#2), Éphésiens 1.23, Éphésiens 2.1, Éphésiens 2.2, Éphésiens 2.3, Éphésiens 2.4, Éphésiens 2.5, Éphésiens 2.6, Éphésiens 2.7, Éphésiens 2.8, Éphésiens 2.9, Éphésiens 2.10, Éphésiens 2.12, Éphésiens 2.13, Éphésiens 2.14, Éphésiens 2.15, Éphésiens 2.18, Éphésiens 2.20, Éphésiens 2.21, Éphésiens 2.22, Éphésiens 3.2, Éphésiens 3.3, Éphésiens 3.5, Éphésiens 3.6, Éphésiens 3.7, Éphésiens 3.9, Éphésiens 3.10, Éphésiens 3.12, Éphésiens 3.15, Éphésiens 3.16, Éphésiens 3.18–19, Éphésiens 3.21, Éphésiens 4.1, Éphésiens 4.7, Éphésiens 4.11, Éphésiens 4.12, Éphésiens 4.14, Éphésiens 4.16, Éphésiens 4.17, Éphésiens 4.18, Éphésiens 4.19, Éphésiens 4.22, Éphésiens 4.24, Éphésiens 4.27, Éphésiens 4.28, Éphésiens 4.29, Éphésiens 4.30, Éphésiens 4.32, Éphésiens 5.1, Éphésiens 5.2, Éphésiens 5.3, Éphésiens 5.4, Éphésiens 5.5, Éphésiens 5.6, Éphésiens 5.9, Éphésiens 5.11, Éphésiens 5.13, Éphésiens 5.16, Éphésiens 5.18, Éphésiens 5.19, Éphésiens 5.22, Éphésiens 5.23, Éphésiens 5.26, Éphésiens 5.28, Éphésiens 5.29, Éphésiens 5.31, Éphésiens 5.32, Éphésiens 6.1, Éphésiens 6.4, Éphésiens 6.5, Éphésiens 6.8, Éphésiens 6.9, Éphésiens 6.11, Éphésiens 6.12, Éphésiens 6.13, Éphésiens 6.16, Éphésiens 6.17, Éphésiens 6.18, Éphésiens 6.19, Éphésiens 6.20, Éphésiens 6.23</w:t>
       </w:r>
       <w:r>
         <w:rPr>

--- a/fra/docx/49.content.docx
+++ b/fra/docx/49.content.docx
@@ -123,19 +123,6 @@
           <w:lang w:val="fr_FR" w:bidi="fr_FR"/>
         </w:rPr>
         <w:t>EPH</w:t>
-      </w:r>
-      <w:r>
-        <w:rPr>
-          <w:lang w:val="fr_FR" w:bidi="fr_FR"/>
-        </w:rPr>
-      </w:r>
-    </w:p>
-    <w:p>
-      <w:pPr/>
-      <w:r>
-        <w:rPr>
-          <w:lang w:val="fr_FR" w:bidi="fr_FR"/>
-        </w:rPr>
       </w:r>
       <w:r>
         <w:rPr>

--- a/fra/docx/49.content.docx
+++ b/fra/docx/49.content.docx
@@ -19,7 +19,7 @@
         <w:rPr>
           <w:lang w:val="fr_FR" w:bidi="fr_FR"/>
         </w:rPr>
-        <w:t>Resource: Questions de Traduction (unfoldingWord)</w:t>
+        <w:t>Resource: unfoldingWord® Translation Questions</w:t>
       </w:r>
       <w:r>
         <w:rPr>
@@ -85,7 +85,7 @@
         <w:rPr>
           <w:lang w:val="fr_FR" w:bidi="fr_FR"/>
         </w:rPr>
-        <w:t>Questions de Traduction (unfoldingWord)</w:t>
+        <w:t>unfoldingWord® Translation Questions</w:t>
       </w:r>
     </w:p>
     <w:p>
